--- a/Research Logs/Dave/Research notes.docx
+++ b/Research Logs/Dave/Research notes.docx
@@ -544,21 +544,7 @@
         <w:rPr>
           <w:lang w:val="en-NZ"/>
         </w:rPr>
-        <w:t xml:space="preserve"> to both tech and </w:t>
-      </w:r>
-      <w:proofErr w:type="gramStart"/>
-      <w:r>
-        <w:rPr>
-          <w:lang w:val="en-NZ"/>
-        </w:rPr>
-        <w:t>management oriented</w:t>
-      </w:r>
-      <w:proofErr w:type="gramEnd"/>
-      <w:r>
-        <w:rPr>
-          <w:lang w:val="en-NZ"/>
-        </w:rPr>
-        <w:t xml:space="preserve"> audiences.</w:t>
+        <w:t xml:space="preserve"> to both tech and management oriented audiences.</w:t>
       </w:r>
     </w:p>
     <w:p>
@@ -2241,6 +2227,122 @@
           <w:lang w:val="en-NZ"/>
         </w:rPr>
         <w:t>Also used for various protocols and debug values.</w:t>
+      </w:r>
+    </w:p>
+    <w:p>
+      <w:pPr>
+        <w:rPr>
+          <w:lang w:val="en-NZ"/>
+        </w:rPr>
+      </w:pPr>
+    </w:p>
+    <w:p>
+      <w:pPr>
+        <w:rPr>
+          <w:b/>
+          <w:bCs/>
+          <w:lang w:val="en-NZ"/>
+        </w:rPr>
+      </w:pPr>
+      <w:r>
+        <w:rPr>
+          <w:b/>
+          <w:bCs/>
+          <w:lang w:val="en-NZ"/>
+        </w:rPr>
+        <w:t>QUIC</w:t>
+      </w:r>
+    </w:p>
+    <w:p>
+      <w:pPr>
+        <w:rPr>
+          <w:lang w:val="en-NZ"/>
+        </w:rPr>
+      </w:pPr>
+      <w:r>
+        <w:rPr>
+          <w:lang w:val="en-NZ"/>
+        </w:rPr>
+        <w:t>Uses</w:t>
+      </w:r>
+      <w:r>
+        <w:rPr>
+          <w:lang w:val="en-NZ"/>
+        </w:rPr>
+        <w:t xml:space="preserve"> flow-controlled streams: structured comms, low latency connections, migration of paths. CIA triad.</w:t>
+      </w:r>
+      <w:r>
+        <w:rPr>
+          <w:lang w:val="en-NZ"/>
+        </w:rPr>
+        <w:br/>
+      </w:r>
+      <w:r>
+        <w:rPr>
+          <w:lang w:val="en-NZ"/>
+        </w:rPr>
+        <w:lastRenderedPageBreak/>
+        <w:t>General purpose transport protocol. TLS handshake.</w:t>
+      </w:r>
+      <w:r>
+        <w:rPr>
+          <w:lang w:val="en-NZ"/>
+        </w:rPr>
+        <w:t xml:space="preserve"> Used by HTTP/3</w:t>
+      </w:r>
+      <w:r>
+        <w:rPr>
+          <w:lang w:val="en-NZ"/>
+        </w:rPr>
+        <w:t xml:space="preserve">. Wireshark/Nmap techniques built for 3-way handshake works differently for QUIC traffic. </w:t>
+      </w:r>
+      <w:r>
+        <w:rPr>
+          <w:lang w:val="en-NZ"/>
+        </w:rPr>
+        <w:t xml:space="preserve">Connection ID (different to IP/port) is the session identifier. Packet content mostly encrypted before handshake completes. </w:t>
+      </w:r>
+    </w:p>
+    <w:p>
+      <w:pPr>
+        <w:rPr>
+          <w:b/>
+          <w:bCs/>
+          <w:lang w:val="en-NZ"/>
+        </w:rPr>
+      </w:pPr>
+      <w:r>
+        <w:rPr>
+          <w:b/>
+          <w:bCs/>
+          <w:lang w:val="en-NZ"/>
+        </w:rPr>
+        <w:t>NMAP part 2</w:t>
+      </w:r>
+    </w:p>
+    <w:p>
+      <w:pPr>
+        <w:rPr>
+          <w:lang w:val="en-NZ"/>
+        </w:rPr>
+      </w:pPr>
+      <w:r>
+        <w:rPr>
+          <w:lang w:val="en-NZ"/>
+        </w:rPr>
+        <w:t>U</w:t>
+      </w:r>
+      <w:r>
+        <w:rPr>
+          <w:lang w:val="en-NZ"/>
+        </w:rPr>
+        <w:t>sed for finding what ports are open, and which devices are connected.</w:t>
+      </w:r>
+      <w:r>
+        <w:rPr>
+          <w:lang w:val="en-NZ"/>
+        </w:rPr>
+        <w:t xml:space="preserve"> </w:t>
       </w:r>
     </w:p>
     <w:sectPr>

--- a/Research Logs/Dave/Research notes.docx
+++ b/Research Logs/Dave/Research notes.docx
@@ -461,21 +461,7 @@
           <w:lang w:val="en-NZ"/>
         </w:rPr>
         <w:lastRenderedPageBreak/>
-        <w:t xml:space="preserve">Goal is to dev </w:t>
-      </w:r>
-      <w:proofErr w:type="gramStart"/>
-      <w:r>
-        <w:rPr>
-          <w:lang w:val="en-NZ"/>
-        </w:rPr>
-        <w:t>tech based</w:t>
-      </w:r>
-      <w:proofErr w:type="gramEnd"/>
-      <w:r>
-        <w:rPr>
-          <w:lang w:val="en-NZ"/>
-        </w:rPr>
-        <w:t xml:space="preserve"> solutions</w:t>
+        <w:t>Goal is to dev tech based solutions</w:t>
       </w:r>
       <w:r>
         <w:rPr>
@@ -2344,6 +2330,188 @@
         </w:rPr>
         <w:t xml:space="preserve"> </w:t>
       </w:r>
+    </w:p>
+    <w:p>
+      <w:pPr>
+        <w:rPr>
+          <w:lang w:val="en-NZ"/>
+        </w:rPr>
+      </w:pPr>
+    </w:p>
+    <w:p>
+      <w:pPr>
+        <w:rPr>
+          <w:lang w:val="en-NZ"/>
+        </w:rPr>
+      </w:pPr>
+    </w:p>
+    <w:p>
+      <w:pPr>
+        <w:rPr>
+          <w:b/>
+          <w:bCs/>
+          <w:lang w:val="en-NZ"/>
+        </w:rPr>
+      </w:pPr>
+      <w:r>
+        <w:rPr>
+          <w:b/>
+          <w:bCs/>
+          <w:lang w:val="en-NZ"/>
+        </w:rPr>
+        <w:t>NMAP</w:t>
+      </w:r>
+    </w:p>
+    <w:p>
+      <w:pPr>
+        <w:rPr>
+          <w:lang w:val="en-NZ"/>
+        </w:rPr>
+      </w:pPr>
+      <w:r>
+        <w:rPr>
+          <w:lang w:val="en-NZ"/>
+        </w:rPr>
+        <w:t xml:space="preserve">Export </w:t>
+      </w:r>
+      <w:proofErr w:type="spellStart"/>
+      <w:r>
+        <w:rPr>
+          <w:lang w:val="en-NZ"/>
+        </w:rPr>
+        <w:t>nmap</w:t>
+      </w:r>
+      <w:proofErr w:type="spellEnd"/>
+      <w:r>
+        <w:rPr>
+          <w:lang w:val="en-NZ"/>
+        </w:rPr>
+        <w:t xml:space="preserve"> as XML. Add </w:t>
+      </w:r>
+      <w:proofErr w:type="gramStart"/>
+      <w:r>
+        <w:rPr>
+          <w:lang w:val="en-NZ"/>
+        </w:rPr>
+        <w:t>an</w:t>
+      </w:r>
+      <w:proofErr w:type="gramEnd"/>
+      <w:r>
+        <w:rPr>
+          <w:lang w:val="en-NZ"/>
+        </w:rPr>
+        <w:t xml:space="preserve"> </w:t>
+      </w:r>
+      <w:proofErr w:type="spellStart"/>
+      <w:r>
+        <w:rPr>
+          <w:lang w:val="en-NZ"/>
+        </w:rPr>
+        <w:t>nmap</w:t>
+      </w:r>
+      <w:proofErr w:type="spellEnd"/>
+      <w:r>
+        <w:rPr>
+          <w:lang w:val="en-NZ"/>
+        </w:rPr>
+        <w:t xml:space="preserve"> </w:t>
+      </w:r>
+      <w:r>
+        <w:rPr>
+          <w:lang w:val="en-NZ"/>
+        </w:rPr>
+        <w:t xml:space="preserve">as an </w:t>
+      </w:r>
+      <w:r>
+        <w:rPr>
+          <w:lang w:val="en-NZ"/>
+        </w:rPr>
+        <w:t xml:space="preserve">appendix for the final report. Nobody will read </w:t>
+      </w:r>
+      <w:proofErr w:type="gramStart"/>
+      <w:r>
+        <w:rPr>
+          <w:lang w:val="en-NZ"/>
+        </w:rPr>
+        <w:t>it</w:t>
+      </w:r>
+      <w:proofErr w:type="gramEnd"/>
+      <w:r>
+        <w:rPr>
+          <w:lang w:val="en-NZ"/>
+        </w:rPr>
+        <w:t xml:space="preserve"> but it’ll be good.</w:t>
+      </w:r>
+      <w:r>
+        <w:rPr>
+          <w:lang w:val="en-NZ"/>
+        </w:rPr>
+        <w:t xml:space="preserve"> Tokenisation is the way to go. XML is great for converting to JSON. Reduces</w:t>
+      </w:r>
+      <w:r>
+        <w:rPr>
+          <w:lang w:val="en-NZ"/>
+        </w:rPr>
+        <w:t xml:space="preserve"> characters by ~30% by removing headings/syntax.</w:t>
+      </w:r>
+      <w:r>
+        <w:rPr>
+          <w:lang w:val="en-NZ"/>
+        </w:rPr>
+        <w:t xml:space="preserve">  </w:t>
+      </w:r>
+    </w:p>
+    <w:p>
+      <w:pPr>
+        <w:rPr>
+          <w:lang w:val="en-NZ"/>
+        </w:rPr>
+      </w:pPr>
+      <w:r>
+        <w:rPr>
+          <w:lang w:val="en-NZ"/>
+        </w:rPr>
+        <w:t>Cool tool that can</w:t>
+      </w:r>
+      <w:r>
+        <w:rPr>
+          <w:lang w:val="en-NZ"/>
+        </w:rPr>
+        <w:t xml:space="preserve"> </w:t>
+      </w:r>
+      <w:proofErr w:type="spellStart"/>
+      <w:r>
+        <w:rPr>
+          <w:lang w:val="en-NZ"/>
+        </w:rPr>
+        <w:t>concat</w:t>
+      </w:r>
+      <w:proofErr w:type="spellEnd"/>
+      <w:r>
+        <w:rPr>
+          <w:lang w:val="en-NZ"/>
+        </w:rPr>
+        <w:t xml:space="preserve"> words (it is, to its</w:t>
+      </w:r>
+      <w:r>
+        <w:rPr>
+          <w:lang w:val="en-NZ"/>
+        </w:rPr>
+        <w:t xml:space="preserve">). Another will remove </w:t>
+      </w:r>
+      <w:r>
+        <w:rPr>
+          <w:lang w:val="en-NZ"/>
+        </w:rPr>
+        <w:t>stop words like “when”</w:t>
+      </w:r>
+    </w:p>
+    <w:p>
+      <w:pPr>
+        <w:rPr>
+          <w:lang w:val="en-NZ"/>
+        </w:rPr>
+      </w:pPr>
     </w:p>
     <w:sectPr>
       <w:pgSz w:w="11906" w:h="16838"/>
